--- a/journal.docx
+++ b/journal.docx
@@ -4,136 +4,367 @@
   <w:body>
     <w:p>
       <w:pPr>
-        <w:pStyle w:val="Heading1"/>
-        <w:jc w:val="center"/>
-      </w:pPr>
-      <w:r>
-        <w:rPr>
-          <w:rFonts w:ascii="Arial" w:cs="Arial" w:eastAsia="Arial" w:hAnsi="Arial"/>
-        </w:rPr>
-        <w:t xml:space="preserve">HostelHub — Room Module Journal</w:t>
-      </w:r>
-    </w:p>
-    <w:p>
-      <w:pPr>
-        <w:spacing w:after="200"/>
-        <w:jc w:val="center"/>
-      </w:pPr>
-      <w:r>
-        <w:rPr>
-          <w:rFonts w:ascii="Arial" w:cs="Arial" w:eastAsia="Arial" w:hAnsi="Arial"/>
-          <w:i/>
-          <w:iCs/>
-          <w:color w:val="666666"/>
-          <w:sz w:val="22"/>
-          <w:szCs w:val="22"/>
-        </w:rPr>
-        <w:t xml:space="preserve">Author: Sachin</w:t>
-      </w:r>
-    </w:p>
-    <w:p>
-      <w:pPr>
-        <w:spacing w:after="480"/>
-        <w:jc w:val="center"/>
-      </w:pPr>
-      <w:r>
-        <w:rPr>
-          <w:rFonts w:ascii="Arial" w:cs="Arial" w:eastAsia="Arial" w:hAnsi="Arial"/>
-          <w:i/>
-          <w:iCs/>
-          <w:color w:val="666666"/>
-          <w:sz w:val="22"/>
-          <w:szCs w:val="22"/>
-        </w:rPr>
-        <w:t xml:space="preserve">Project: Room Module — Edit, Delete, View All, Allocate, Validation</w:t>
-      </w:r>
-    </w:p>
-    <w:p>
-      <w:pPr>
-        <w:pStyle w:val="Heading2"/>
-      </w:pPr>
-      <w:r>
-        <w:rPr>
-          <w:rFonts w:ascii="Arial" w:cs="Arial" w:eastAsia="Arial" w:hAnsi="Arial"/>
-        </w:rPr>
-        <w:t xml:space="preserve">Day 1 — Database setup and re-styling</w:t>
-      </w:r>
-    </w:p>
-    <w:p>
-      <w:pPr>
-        <w:spacing w:after="240" w:line="360"/>
-      </w:pPr>
-      <w:r>
-        <w:rPr>
-          <w:rFonts w:ascii="Arial" w:cs="Arial" w:eastAsia="Arial" w:hAnsi="Arial"/>
-        </w:rPr>
-        <w:t xml:space="preserve">I spent the first day getting the database working and giving the room dashboard a proper redesign. My schema file refused to import into phpMyAdmin until I noticed it had been saved as UTF-16 with a BOM, so I had to convert it to UTF-8 before MySQL would touch it. Then I realised my dashboard was always showing zero ensuite rooms because I was using the wrong column name in my queries. After fixing those, I rebuilt the room page to match the dark navbar design from the Student Module and removed all the emojis, replacing them with proper SVG icons so the interface looked more professional and consistent across the site.</w:t>
-      </w:r>
-    </w:p>
-    <w:p>
-      <w:pPr>
-        <w:pStyle w:val="Heading2"/>
-      </w:pPr>
-      <w:r>
-        <w:rPr>
-          <w:rFonts w:ascii="Arial" w:cs="Arial" w:eastAsia="Arial" w:hAnsi="Arial"/>
-        </w:rPr>
-        <w:t xml:space="preserve">Day 2 — Edit Room page</w:t>
-      </w:r>
-    </w:p>
-    <w:p>
-      <w:pPr>
-        <w:spacing w:after="240" w:line="360"/>
-      </w:pPr>
-      <w:r>
-        <w:rPr>
-          <w:rFonts w:ascii="Arial" w:cs="Arial" w:eastAsia="Arial" w:hAnsi="Arial"/>
-        </w:rPr>
-        <w:t xml:space="preserve">Today I built the Edit Room page, where the goal was to load an existing room, pre-fill the form with its current values, and save the changes back to the database. Pre-filling was easy, but writing the update took longer than expected because I kept mixing up the parameter order with the form I had used for adding a new room. The biggest headache was the unique-room-number check, which kept rejecting valid edits until I realised I had to exclude the current row from the search. I also added a rule that capacity cannot drop below the current number of allocated students, since shrinking an occupied triple room makes no sense.</w:t>
-      </w:r>
-    </w:p>
-    <w:p>
-      <w:pPr>
-        <w:pStyle w:val="Heading2"/>
-      </w:pPr>
-      <w:r>
-        <w:rPr>
-          <w:rFonts w:ascii="Arial" w:cs="Arial" w:eastAsia="Arial" w:hAnsi="Arial"/>
-        </w:rPr>
-        <w:t xml:space="preserve">Day 3 — Delete and View All</w:t>
-      </w:r>
-    </w:p>
-    <w:p>
-      <w:pPr>
-        <w:spacing w:after="240" w:line="360"/>
-      </w:pPr>
-      <w:r>
-        <w:rPr>
-          <w:rFonts w:ascii="Arial" w:cs="Arial" w:eastAsia="Arial" w:hAnsi="Arial"/>
-        </w:rPr>
-        <w:t xml:space="preserve">Two pages today: Delete and View All. Delete sounded like the simplest task of the week but turned into my first proper use of database transactions. I built it as a confirmation page that shows every student currently allocated to the room, then runs the unallocate plus delete operations together so they either both succeed or both roll back. Forgetting the rollback step caused some confusing errors at first. The View All page was easier in concept but had its own surprise: when I tried to filter by 'fully occupied' rooms, my query failed because I had put a count in the wrong place. I had to learn the difference between WHERE and HAVING.</w:t>
-      </w:r>
-    </w:p>
-    <w:p>
-      <w:pPr>
-        <w:pStyle w:val="Heading2"/>
-      </w:pPr>
-      <w:r>
-        <w:rPr>
-          <w:rFonts w:ascii="Arial" w:cs="Arial" w:eastAsia="Arial" w:hAnsi="Arial"/>
-        </w:rPr>
-        <w:t xml:space="preserve">Day 4 — Student allocation and the floor system</w:t>
-      </w:r>
-    </w:p>
-    <w:p>
-      <w:pPr>
-        <w:spacing w:after="240" w:line="360"/>
-      </w:pPr>
-      <w:r>
-        <w:rPr>
-          <w:rFonts w:ascii="Arial" w:cs="Arial" w:eastAsia="Arial" w:hAnsi="Arial"/>
-        </w:rPr>
-        <w:t xml:space="preserve">The final day was student allocation and the floor system. The allocation page has two dropdowns and a small live preview that updates when you pick a room, which was actually fun to build. The floor system was trickier — the brief said 5 floors A to E, 20 rooms each, named A01 to E20, totalling 100 rooms. Rather than ask every form to handle a floor field, I made the database derive it automatically from the first letter of the room number. That broke my sample inserts at first because I was trying to set a value the database refuses to accept. I also tightened my validation rules and switched all prices from pounds to Danish kroner.</w:t>
+        <w:spacing w:after="60" w:before="0"/>
+      </w:pPr>
+      <w:r>
+        <w:rPr>
+          <w:rFonts w:ascii="Arial" w:cs="Arial" w:eastAsia="Arial" w:hAnsi="Arial"/>
+          <w:b/>
+          <w:bCs/>
+          <w:color w:val="1a1a2e"/>
+          <w:sz w:val="44"/>
+          <w:szCs w:val="44"/>
+        </w:rPr>
+        <w:t xml:space="preserve">Room Module</w:t>
+      </w:r>
+    </w:p>
+    <w:p>
+      <w:pPr>
+        <w:spacing w:after="60" w:before="0"/>
+      </w:pPr>
+      <w:r>
+        <w:rPr>
+          <w:rFonts w:ascii="Arial" w:cs="Arial" w:eastAsia="Arial" w:hAnsi="Arial"/>
+          <w:color w:val="6b7280"/>
+          <w:sz w:val="22"/>
+          <w:szCs w:val="22"/>
+        </w:rPr>
+        <w:t xml:space="preserve">Development Journal  -  Week 5</w:t>
+      </w:r>
+    </w:p>
+    <w:p>
+      <w:pPr>
+        <w:pBdr>
+          <w:bottom w:val="single" w:color="6d28d9" w:sz="10" w:space="1"/>
+        </w:pBdr>
+        <w:spacing w:after="0" w:before="0"/>
+      </w:pPr>
+    </w:p>
+    <w:p>
+      <w:pPr>
+        <w:spacing w:after="40" w:before="200"/>
+      </w:pPr>
+      <w:r>
+        <w:rPr>
+          <w:rFonts w:ascii="Arial" w:cs="Arial" w:eastAsia="Arial" w:hAnsi="Arial"/>
+          <w:b/>
+          <w:bCs/>
+          <w:color w:val="6b7280"/>
+          <w:sz w:val="20"/>
+          <w:szCs w:val="20"/>
+        </w:rPr>
+        <w:t xml:space="preserve">Module: </w:t>
+      </w:r>
+      <w:r>
+        <w:rPr>
+          <w:rFonts w:ascii="Arial" w:cs="Arial" w:eastAsia="Arial" w:hAnsi="Arial"/>
+          <w:color w:val="6b7280"/>
+          <w:sz w:val="20"/>
+          <w:szCs w:val="20"/>
+        </w:rPr>
+        <w:t xml:space="preserve">Room Management     </w:t>
+      </w:r>
+      <w:r>
+        <w:rPr>
+          <w:rFonts w:ascii="Arial" w:cs="Arial" w:eastAsia="Arial" w:hAnsi="Arial"/>
+          <w:b/>
+          <w:bCs/>
+          <w:color w:val="6b7280"/>
+          <w:sz w:val="20"/>
+          <w:szCs w:val="20"/>
+        </w:rPr>
+        <w:t xml:space="preserve">Role: </w:t>
+      </w:r>
+      <w:r>
+        <w:rPr>
+          <w:rFonts w:ascii="Arial" w:cs="Arial" w:eastAsia="Arial" w:hAnsi="Arial"/>
+          <w:color w:val="6b7280"/>
+          <w:sz w:val="20"/>
+          <w:szCs w:val="20"/>
+        </w:rPr>
+        <w:t xml:space="preserve">Room Module Developer</w:t>
+      </w:r>
+    </w:p>
+    <w:p>
+      <w:pPr>
+        <w:spacing w:after="0" w:before="0"/>
+      </w:pPr>
+      <w:r>
+        <w:rPr>
+          <w:rFonts w:ascii="Arial" w:cs="Arial" w:eastAsia="Arial" w:hAnsi="Arial"/>
+          <w:b/>
+          <w:bCs/>
+          <w:color w:val="6b7280"/>
+          <w:sz w:val="20"/>
+          <w:szCs w:val="20"/>
+        </w:rPr>
+        <w:t xml:space="preserve">Outcome: </w:t>
+      </w:r>
+      <w:r>
+        <w:rPr>
+          <w:rFonts w:ascii="Arial" w:cs="Arial" w:eastAsia="Arial" w:hAnsi="Arial"/>
+          <w:color w:val="6b7280"/>
+          <w:sz w:val="20"/>
+          <w:szCs w:val="20"/>
+        </w:rPr>
+        <w:t xml:space="preserve">Full Room module working including allocation. Bugs fixed. Demo presented.</w:t>
+      </w:r>
+    </w:p>
+    <w:p>
+      <w:pPr>
+        <w:spacing w:after="80" w:before="340"/>
+      </w:pPr>
+      <w:r>
+        <w:rPr>
+          <w:rFonts w:ascii="Arial" w:cs="Arial" w:eastAsia="Arial" w:hAnsi="Arial"/>
+          <w:b/>
+          <w:bCs/>
+          <w:color w:val="6d28d9"/>
+          <w:sz w:val="24"/>
+          <w:szCs w:val="24"/>
+        </w:rPr>
+        <w:t xml:space="preserve">Day 1</w:t>
+      </w:r>
+      <w:r>
+        <w:rPr>
+          <w:rFonts w:ascii="Arial" w:cs="Arial" w:eastAsia="Arial" w:hAnsi="Arial"/>
+          <w:color w:val="9ca3af"/>
+          <w:sz w:val="22"/>
+          <w:szCs w:val="22"/>
+        </w:rPr>
+        <w:t xml:space="preserve">  -  Final Review</w:t>
+      </w:r>
+    </w:p>
+    <w:p>
+      <w:pPr>
+        <w:pBdr>
+          <w:bottom w:val="single" w:color="ede9fe" w:sz="4" w:space="1"/>
+        </w:pBdr>
+        <w:spacing w:after="140" w:before="0"/>
+      </w:pPr>
+    </w:p>
+    <w:p>
+      <w:pPr>
+        <w:spacing w:after="0" w:before="0"/>
+      </w:pPr>
+      <w:r>
+        <w:rPr>
+          <w:rFonts w:ascii="Arial" w:cs="Arial" w:eastAsia="Arial" w:hAnsi="Arial"/>
+          <w:color w:val="374151"/>
+          <w:sz w:val="22"/>
+          <w:szCs w:val="22"/>
+        </w:rPr>
+        <w:t xml:space="preserve">Started the day by doing a full walkthrough of every feature in the Room module -- adding rooms, editing details, listing them with filters, and checking the search. Found a few small alignment bugs in the room table that had been quietly bothering me. Fixed them. There was also a minor issue with how the floor column was displaying, which I only caught because I was looking carefully this time. But the most satisfying part was just seeing everything work together smoothly for the first time. It was the first real end-to-end run, and honestly, after all the late nights and small frustrations, that moment felt like it was worth every bit of it.</w:t>
+      </w:r>
+    </w:p>
+    <w:p>
+      <w:pPr>
+        <w:spacing w:after="80" w:before="340"/>
+      </w:pPr>
+      <w:r>
+        <w:rPr>
+          <w:rFonts w:ascii="Arial" w:cs="Arial" w:eastAsia="Arial" w:hAnsi="Arial"/>
+          <w:b/>
+          <w:bCs/>
+          <w:color w:val="6d28d9"/>
+          <w:sz w:val="24"/>
+          <w:szCs w:val="24"/>
+        </w:rPr>
+        <w:t xml:space="preserve">Day 2</w:t>
+      </w:r>
+      <w:r>
+        <w:rPr>
+          <w:rFonts w:ascii="Arial" w:cs="Arial" w:eastAsia="Arial" w:hAnsi="Arial"/>
+          <w:color w:val="9ca3af"/>
+          <w:sz w:val="22"/>
+          <w:szCs w:val="22"/>
+        </w:rPr>
+        <w:t xml:space="preserve">  -  Allocation Testing</w:t>
+      </w:r>
+    </w:p>
+    <w:p>
+      <w:pPr>
+        <w:pBdr>
+          <w:bottom w:val="single" w:color="ede9fe" w:sz="4" w:space="1"/>
+        </w:pBdr>
+        <w:spacing w:after="140" w:before="0"/>
+      </w:pPr>
+    </w:p>
+    <w:p>
+      <w:pPr>
+        <w:spacing w:after="0" w:before="0"/>
+      </w:pPr>
+      <w:r>
+        <w:rPr>
+          <w:rFonts w:ascii="Arial" w:cs="Arial" w:eastAsia="Arial" w:hAnsi="Arial"/>
+          <w:color w:val="374151"/>
+          <w:sz w:val="22"/>
+          <w:szCs w:val="22"/>
+        </w:rPr>
+        <w:t xml:space="preserve">Moved on to testing room allocation using real student records from the database. It did not take long before things broke. A NULL error appeared almost immediately -- one of the students had no date of birth recorded, and the allocation query was not handling that case at all. I spent most of the morning tracing the error through the PHP and the SQL, which felt frustrating at the time. In the end, it was a simple fix -- just a condition I had missed. But it was a good reminder that test data and real data are very different things, and the gap between them is exactly where bugs love to hide.</w:t>
+      </w:r>
+    </w:p>
+    <w:p>
+      <w:pPr>
+        <w:spacing w:after="80" w:before="340"/>
+      </w:pPr>
+      <w:r>
+        <w:rPr>
+          <w:rFonts w:ascii="Arial" w:cs="Arial" w:eastAsia="Arial" w:hAnsi="Arial"/>
+          <w:b/>
+          <w:bCs/>
+          <w:color w:val="6d28d9"/>
+          <w:sz w:val="24"/>
+          <w:szCs w:val="24"/>
+        </w:rPr>
+        <w:t xml:space="preserve">Day 3</w:t>
+      </w:r>
+      <w:r>
+        <w:rPr>
+          <w:rFonts w:ascii="Arial" w:cs="Arial" w:eastAsia="Arial" w:hAnsi="Arial"/>
+          <w:color w:val="9ca3af"/>
+          <w:sz w:val="22"/>
+          <w:szCs w:val="22"/>
+        </w:rPr>
+        <w:t xml:space="preserve">  -  Bug Fixes</w:t>
+      </w:r>
+    </w:p>
+    <w:p>
+      <w:pPr>
+        <w:pBdr>
+          <w:bottom w:val="single" w:color="ede9fe" w:sz="4" w:space="1"/>
+        </w:pBdr>
+        <w:spacing w:after="140" w:before="0"/>
+      </w:pPr>
+    </w:p>
+    <w:p>
+      <w:pPr>
+        <w:spacing w:after="0" w:before="0"/>
+      </w:pPr>
+      <w:r>
+        <w:rPr>
+          <w:rFonts w:ascii="Arial" w:cs="Arial" w:eastAsia="Arial" w:hAnsi="Arial"/>
+          <w:color w:val="374151"/>
+          <w:sz w:val="22"/>
+          <w:szCs w:val="22"/>
+        </w:rPr>
+        <w:t xml:space="preserve">The team came back with two issues they had found during their own testing. The first was that the delete confirmation dialog was not firing correctly on certain browsers -- working fine in Chrome but silently failing in Firefox. The second was that the search and filter inputs were not resetting when you navigated away and came back to the page. Both felt small, but they were the kind of things that make a module feel unfinished. I fixed both by the afternoon. Crossing them off the list felt genuinely good. There is something different about fixing bugs your teammates found -- it means the work is no longer just yours.</w:t>
+      </w:r>
+    </w:p>
+    <w:p>
+      <w:pPr>
+        <w:spacing w:after="80" w:before="340"/>
+      </w:pPr>
+      <w:r>
+        <w:rPr>
+          <w:rFonts w:ascii="Arial" w:cs="Arial" w:eastAsia="Arial" w:hAnsi="Arial"/>
+          <w:b/>
+          <w:bCs/>
+          <w:color w:val="6d28d9"/>
+          <w:sz w:val="24"/>
+          <w:szCs w:val="24"/>
+        </w:rPr>
+        <w:t xml:space="preserve">Day 4</w:t>
+      </w:r>
+      <w:r>
+        <w:rPr>
+          <w:rFonts w:ascii="Arial" w:cs="Arial" w:eastAsia="Arial" w:hAnsi="Arial"/>
+          <w:color w:val="9ca3af"/>
+          <w:sz w:val="22"/>
+          <w:szCs w:val="22"/>
+        </w:rPr>
+        <w:t xml:space="preserve">  -  Integration Testing</w:t>
+      </w:r>
+    </w:p>
+    <w:p>
+      <w:pPr>
+        <w:pBdr>
+          <w:bottom w:val="single" w:color="ede9fe" w:sz="4" w:space="1"/>
+        </w:pBdr>
+        <w:spacing w:after="140" w:before="0"/>
+      </w:pPr>
+    </w:p>
+    <w:p>
+      <w:pPr>
+        <w:spacing w:after="0" w:before="0"/>
+      </w:pPr>
+      <w:r>
+        <w:rPr>
+          <w:rFonts w:ascii="Arial" w:cs="Arial" w:eastAsia="Arial" w:hAnsi="Arial"/>
+          <w:color w:val="374151"/>
+          <w:sz w:val="22"/>
+          <w:szCs w:val="22"/>
+        </w:rPr>
+        <w:t xml:space="preserve">Sat down with the full team for end-to-end integration testing across all modules together. Things started well, but halfway through there was a moment of real panic -- the session was expiring unexpectedly and kicking everyone out mid-test. For a few minutes I was convinced it was something I had broken in the session handling. After some digging, it turned out to be a server configuration issue, nothing to do with my code at all. We all laughed once we figured it out. After that, the rest of the test went smoothly. Every feature passed. The Room module held up exactly the way it was supposed to.</w:t>
+      </w:r>
+    </w:p>
+    <w:p>
+      <w:pPr>
+        <w:spacing w:after="80" w:before="340"/>
+      </w:pPr>
+      <w:r>
+        <w:rPr>
+          <w:rFonts w:ascii="Arial" w:cs="Arial" w:eastAsia="Arial" w:hAnsi="Arial"/>
+          <w:b/>
+          <w:bCs/>
+          <w:color w:val="6d28d9"/>
+          <w:sz w:val="24"/>
+          <w:szCs w:val="24"/>
+        </w:rPr>
+        <w:t xml:space="preserve">Day 5</w:t>
+      </w:r>
+      <w:r>
+        <w:rPr>
+          <w:rFonts w:ascii="Arial" w:cs="Arial" w:eastAsia="Arial" w:hAnsi="Arial"/>
+          <w:color w:val="9ca3af"/>
+          <w:sz w:val="22"/>
+          <w:szCs w:val="22"/>
+        </w:rPr>
+        <w:t xml:space="preserve">  -  Demo Day</w:t>
+      </w:r>
+    </w:p>
+    <w:p>
+      <w:pPr>
+        <w:pBdr>
+          <w:bottom w:val="single" w:color="ede9fe" w:sz="4" w:space="1"/>
+        </w:pBdr>
+        <w:spacing w:after="140" w:before="0"/>
+      </w:pPr>
+    </w:p>
+    <w:p>
+      <w:pPr>
+        <w:spacing w:after="0" w:before="0"/>
+      </w:pPr>
+      <w:r>
+        <w:rPr>
+          <w:rFonts w:ascii="Arial" w:cs="Arial" w:eastAsia="Arial" w:hAnsi="Arial"/>
+          <w:color w:val="374151"/>
+          <w:sz w:val="22"/>
+          <w:szCs w:val="22"/>
+        </w:rPr>
+        <w:t xml:space="preserve">Demo day arrived faster than I expected. Standing up in front of the group to present the Room module, my hands were noticeably shaking at the start. I had rehearsed the flow enough times, but there is something about a live demo that makes everything feel uncertain. Once I got past the introduction and started showing the allocation process in real time -- adding a student, assigning a room, seeing it all update correctly -- the nerves settled. The team asked a few good questions and the feedback was genuinely positive. It felt like a proper ending to a difficult week. We built something solid, and for once, I really believed it.</w:t>
+      </w:r>
+    </w:p>
+    <w:p>
+      <w:pPr>
+        <w:pBdr>
+          <w:top w:val="single" w:color="e5e7eb" w:sz="4" w:space="1"/>
+        </w:pBdr>
+        <w:spacing w:after="100" w:before="520"/>
+      </w:pPr>
+    </w:p>
+    <w:p>
+      <w:pPr>
+        <w:spacing w:after="0" w:before="0"/>
+      </w:pPr>
+      <w:r>
+        <w:rPr>
+          <w:rFonts w:ascii="Arial" w:cs="Arial" w:eastAsia="Arial" w:hAnsi="Arial"/>
+          <w:color w:val="9ca3af"/>
+          <w:sz w:val="18"/>
+          <w:szCs w:val="18"/>
+        </w:rPr>
+        <w:t xml:space="preserve">HostelHub Project  -  Room Module  -  Sprint 5</w:t>
       </w:r>
     </w:p>
     <w:sectPr>
@@ -325,8 +556,9 @@
     <w:rPrDefault>
       <w:rPr>
         <w:rFonts w:ascii="Arial" w:cs="Arial" w:eastAsia="Arial" w:hAnsi="Arial"/>
-        <w:sz w:val="24"/>
-        <w:szCs w:val="24"/>
+        <w:color w:val="1a1a2e"/>
+        <w:sz w:val="22"/>
+        <w:szCs w:val="22"/>
       </w:rPr>
     </w:rPrDefault>
     <w:pPrDefault/>
@@ -502,39 +734,5 @@
       <w:szCs w:val="20"/>
     </w:rPr>
   </w:style>
-  <w:style w:type="paragraph" w:styleId="Heading1">
-    <w:name w:val="Heading 1"/>
-    <w:basedOn w:val="Normal"/>
-    <w:next w:val="Normal"/>
-    <w:qFormat/>
-    <w:pPr>
-      <w:spacing w:after="240" w:before="240"/>
-      <w:outlineLvl w:val="0"/>
-    </w:pPr>
-    <w:rPr>
-      <w:rFonts w:ascii="Arial" w:cs="Arial" w:eastAsia="Arial" w:hAnsi="Arial"/>
-      <w:b/>
-      <w:bCs/>
-      <w:sz w:val="36"/>
-      <w:szCs w:val="36"/>
-    </w:rPr>
-  </w:style>
-  <w:style w:type="paragraph" w:styleId="Heading2">
-    <w:name w:val="Heading 2"/>
-    <w:basedOn w:val="Normal"/>
-    <w:next w:val="Normal"/>
-    <w:qFormat/>
-    <w:pPr>
-      <w:spacing w:after="140" w:before="280"/>
-      <w:outlineLvl w:val="1"/>
-    </w:pPr>
-    <w:rPr>
-      <w:rFonts w:ascii="Arial" w:cs="Arial" w:eastAsia="Arial" w:hAnsi="Arial"/>
-      <w:b/>
-      <w:bCs/>
-      <w:sz w:val="28"/>
-      <w:szCs w:val="28"/>
-    </w:rPr>
-  </w:style>
 </w:styles>
 </file>